--- a/formats/gilded_age_american_stream_of_consciousness_nature_civilization_complete.docx
+++ b/formats/gilded_age_american_stream_of_consciousness_nature_civilization_complete.docx
@@ -99,7 +99,7 @@
         <w:pStyle w:val="FirstParagraph"/>
       </w:pPr>
       <w:r>
-        <w:t xml:space="preserve">Silas’s fingers were stained with printer’s ink and river mud, a permanent grime. The ledger on his desk showed a fortune in timber, but the words bled into the memory of a sycamore’s white bark against a sky going factory-smoke grey. The city’s new electric hum was a lie; the true current was the dark water pulling at the pilings beneath his feet, whispering of roots and rot.</w:t>
+        <w:t xml:space="preserve">Cornelius saw the river first, then the bridge, then the price of the bridge. Steel latticework blotted the sun, casting a cage of shadows over the water’s old, murmuring skin. Progress, they called it. His mind was a ledger: one column for the shad run, the other for the railroad bonds, and the ink in both was the same cold, indelible black.</w:t>
       </w:r>
     </w:p>
     <w:p>
